--- a/_materials/docs/out/Счёт № АД-1550 от 17.09.2026 (60 000,00).docx
+++ b/_materials/docs/out/Счёт № АД-1550 от 17.09.2026 (60 000,00).docx
@@ -403,7 +403,7 @@
                 <w:b w:val="0"/>
                 <w:sz w:val="20"/>
               </w:rPr>
-              <w:t>Подготовка и оформление комплекта документов клиники с автоматизацией сборки: 35 бланков, 6 комплектов для печати, страница с доступом по коду. Общая стоимость работ 120 000 руб., настоящий счёт — 50 % (частичная оплата)</w:t>
+              <w:t>Подготовка и оформление материалов клиники с автоматизацией сборки: 35 бланков, 6 готовых комплектов для печати, страница с доступом по коду. Общая стоимость работ 120 000 руб., настоящий счёт — 50 % (частичная оплата)</w:t>
             </w:r>
           </w:p>
         </w:tc>
@@ -593,7 +593,7 @@
               <a:graphicData uri="http://schemas.openxmlformats.org/drawingml/2006/picture">
                 <pic:pic>
                   <pic:nvPicPr>
-                    <pic:cNvPr id="0" name="tmpmubi9ry9.png"/>
+                    <pic:cNvPr id="0" name="tmpz4f0zaa7.png"/>
                     <pic:cNvPicPr/>
                   </pic:nvPicPr>
                   <pic:blipFill>
